--- a/results/supplementary/table_16_clinical_impression_correlations.docx
+++ b/results/supplementary/table_16_clinical_impression_correlations.docx
@@ -28,7 +28,7 @@
         <w:rPr/>
         <w:t xml:space="preserve">Table </w:t>
       </w:r>
-      <w:bookmarkStart w:id="58c717a8-b638-42f0-b080-31aa1b7660f7" w:name="table"/>
+      <w:bookmarkStart w:id="5ed9a6dd-eb46-41b8-bea6-5989dc30aed6" w:name="table"/>
       <w:r>
         <w:rPr/>
         <w:fldChar w:fldCharType="begin" w:dirty="true"/>
@@ -41,7 +41,7 @@
         <w:rPr/>
         <w:fldChar w:fldCharType="end" w:dirty="true"/>
       </w:r>
-      <w:bookmarkEnd w:id="58c717a8-b638-42f0-b080-31aa1b7660f7"/>
+      <w:bookmarkEnd w:id="5ed9a6dd-eb46-41b8-bea6-5989dc30aed6"/>
       <w:r>
         <w:rPr/>
         <w:t xml:space="preserve">. </w:t>

--- a/results/supplementary/table_16_clinical_impression_correlations.docx
+++ b/results/supplementary/table_16_clinical_impression_correlations.docx
@@ -28,7 +28,7 @@
         <w:rPr/>
         <w:t xml:space="preserve">Table </w:t>
       </w:r>
-      <w:bookmarkStart w:id="5ed9a6dd-eb46-41b8-bea6-5989dc30aed6" w:name="table"/>
+      <w:bookmarkStart w:id="f72865bc-064d-4595-849b-6c7f37ef9c1b" w:name="table"/>
       <w:r>
         <w:rPr/>
         <w:fldChar w:fldCharType="begin" w:dirty="true"/>
@@ -41,7 +41,7 @@
         <w:rPr/>
         <w:fldChar w:fldCharType="end" w:dirty="true"/>
       </w:r>
-      <w:bookmarkEnd w:id="5ed9a6dd-eb46-41b8-bea6-5989dc30aed6"/>
+      <w:bookmarkEnd w:id="f72865bc-064d-4595-849b-6c7f37ef9c1b"/>
       <w:r>
         <w:rPr/>
         <w:t xml:space="preserve">. </w:t>

--- a/results/supplementary/table_16_clinical_impression_correlations.docx
+++ b/results/supplementary/table_16_clinical_impression_correlations.docx
@@ -28,7 +28,7 @@
         <w:rPr/>
         <w:t xml:space="preserve">Table </w:t>
       </w:r>
-      <w:bookmarkStart w:id="f72865bc-064d-4595-849b-6c7f37ef9c1b" w:name="table"/>
+      <w:bookmarkStart w:id="63205111-6c6f-4af0-bdf0-6062ff7431dc" w:name="table"/>
       <w:r>
         <w:rPr/>
         <w:fldChar w:fldCharType="begin" w:dirty="true"/>
@@ -41,7 +41,7 @@
         <w:rPr/>
         <w:fldChar w:fldCharType="end" w:dirty="true"/>
       </w:r>
-      <w:bookmarkEnd w:id="f72865bc-064d-4595-849b-6c7f37ef9c1b"/>
+      <w:bookmarkEnd w:id="63205111-6c6f-4af0-bdf0-6062ff7431dc"/>
       <w:r>
         <w:rPr/>
         <w:t xml:space="preserve">. </w:t>
